--- a/engine/gbco_study/GBCO_Valuation_Study_10-09-2026_public.docx
+++ b/engine/gbco_study/GBCO_Valuation_Study_10-09-2026_public.docx
@@ -4272,6 +4272,76 @@
           <w:color w:val="1C3A36"/>
           <w:sz w:val="24"/>
         </w:rPr>
+        <w:t>The event that would settle the branch — and why nothing moves on it yet</w:t>
+      </w:r>
+    </w:p>
+    <w:p>
+      <w:pPr>
+        <w:spacing w:after="120" w:before="0"/>
+      </w:pPr>
+      <w:r>
+        <w:rPr>
+          <w:b w:val="0"/>
+          <w:i w:val="0"/>
+          <w:color w:val="1C3A36"/>
+          <w:sz w:val="19"/>
+        </w:rPr>
+        <w:t>This study publishes two answers because the house cannot choose between a private round price and a qualified accounting carrying value. There is one event that would take the choice away from everybody, and it has started. On 2026-09-08 the Egyptian Exchange published an application by MNT Tech Holding for Financial Investments to list 1.6 billion ordinary shares on its main market, par value EGP 0.10, issued capital EGP 160 million. The announcement stands for five working days. A listing would put a quote on the asset this study values two ways, and one of the two branches would then be tested against it.</w:t>
+      </w:r>
+    </w:p>
+    <w:p>
+      <w:pPr>
+        <w:spacing w:after="120" w:before="0"/>
+      </w:pPr>
+      <w:r>
+        <w:rPr>
+          <w:b w:val="0"/>
+          <w:i w:val="0"/>
+          <w:color w:val="1C3A36"/>
+          <w:sz w:val="19"/>
+        </w:rPr>
+        <w:t>IT IS AN APPLICATION. The documents are still being assembled for the exchange’s listing committee; this is not approval and it is not the start of trading. So nothing in this study moves on it: both branches stand exactly where they stood, at EGP 45.78 and EGP 56.78. It is recorded because a reader deciding between the two bases should know that the question may not stay open, not because it changes an answer today.</w:t>
+      </w:r>
+    </w:p>
+    <w:p>
+      <w:pPr>
+        <w:spacing w:after="120" w:before="0"/>
+      </w:pPr>
+      <w:r>
+        <w:rPr>
+          <w:b w:val="0"/>
+          <w:i w:val="0"/>
+          <w:color w:val="1C3A36"/>
+          <w:sz w:val="19"/>
+        </w:rPr>
+        <w:t>TWO THINGS ABOUT IT ARE EASY TO GET WRONG, so this study states both. First, the US$0.9–1.0bn figure quoted alongside the filing is not a disclosure and is not a transaction: it traces to a press report of unnamed sources in June about a prospective offering. Second — and this is the one that matters — that range is BELOW the US$1.4bn June round this study prices the higher branch on, and it is tempting to read the lower number as the round marked down. It is a different perimeter. The reported listing covers the Egyptian operating activities; Turkey, Pakistan and the United Arab Emirates stay outside it, and the June round priced the group with them in. A smaller number on a smaller business is not a lower valuation of the same business.</w:t>
+      </w:r>
+    </w:p>
+    <w:p>
+      <w:pPr>
+        <w:spacing w:after="120" w:before="0"/>
+      </w:pPr>
+      <w:r>
+        <w:rPr>
+          <w:b w:val="0"/>
+          <w:i w:val="0"/>
+          <w:color w:val="1C3A36"/>
+          <w:sz w:val="19"/>
+        </w:rPr>
+        <w:t>GB Corp itself has said nothing about the filing. Its investor news room, read on 13 September 2026, carries no release later than the 9 June 2026 announcement of the round. So the company has not told its own shareholders what the listing does to its 41.61%, or whether it would sell into it. That silence is recorded here as a dated negative search rather than left as an absence a reader might mistake for a finding.</w:t>
+      </w:r>
+    </w:p>
+    <w:p>
+      <w:pPr>
+        <w:spacing w:after="80" w:before="200"/>
+      </w:pPr>
+      <w:r>
+        <w:rPr>
+          <w:b/>
+          <w:i w:val="0"/>
+          <w:color w:val="1C3A36"/>
+          <w:sz w:val="24"/>
+        </w:rPr>
         <w:t>1.2  The Auto-leg cash-flow model</w:t>
       </w:r>
     </w:p>
@@ -4287,6 +4357,34 @@
           <w:sz w:val="21"/>
         </w:rPr>
         <w:t>The Auto leg is built bottom-up on disclosed units × average selling price per line of business: volumes and revenue are published per line, so the price is arithmetic rather than an assumption, and the driver table is in §1.6 and Appendix A. Gross margin opens at 13.80% and settles at 14.50%; selling and administrative cost holds near 7.3% of revenue; capital expenditure follows the EGP 3,000 mn guided for the first year and then normalises; and the crux — net working capital — glides from 26.5% of revenue to 21.5% as the payables re-extension completes and the Sadat stock build unwinds. The cost of capital is not one crisis rate held for ever: it is a schedule, built through the house cost-of-capital module from a normalised risk-free rate of 19.59%, a regression beta of 0.8907 and an equity risk premium of 9.41%, gliding from 23.12% in the first forecast year to a norm-built terminal of 13.45%. Terminal growth is stored as a REAL rate of 0.0% on the house Egyptian inflation path and recomputes to 7.00% nominal; it is not a typed nominal figure. §1.8 carries the whole build.</w:t>
+      </w:r>
+    </w:p>
+    <w:p>
+      <w:pPr>
+        <w:spacing w:after="120" w:before="0"/>
+      </w:pPr>
+      <w:r>
+        <w:rPr>
+          <w:b w:val="0"/>
+          <w:i w:val="0"/>
+          <w:color w:val="1C3A36"/>
+          <w:sz w:val="19"/>
+        </w:rPr>
+        <w:t>CAN THE PLANT MAKE THEM? The passenger-car line above grows from a filed 56,548 units in FY2025 to 90,921 by FY2030E, and until this edition this study carried no capacity figure at all — the forecast could have run to any number and nothing here would have noticed. GB Corp publishes capacity for two of its plants and not for the third that matters: its bus facility at 5,000 bodies a year and its two- and three-wheeler plant at 80,000 units, while the Prima passenger-car complex is given an area and no output. The one number this forecast needs is the one the company does not publish.</w:t>
+      </w:r>
+    </w:p>
+    <w:p>
+      <w:pPr>
+        <w:spacing w:after="120" w:before="0"/>
+      </w:pPr>
+      <w:r>
+        <w:rPr>
+          <w:b w:val="0"/>
+          <w:i w:val="0"/>
+          <w:color w:val="1C3A36"/>
+          <w:sz w:val="19"/>
+        </w:rPr>
+        <w:t>Trade press and a government press office put Prima at 70,000–80,000 cars a year, the newer Sadat City plant at 50,000, and the group at about 110,000 vehicles. None of that is a filing and none of it is on the company’s own site, so it is not used as an input. Read against it for orientation only, the FY2030E peak is roughly three quarters of nameplate — but it passes the Prima complex on its own from FY2028E. SO FROM THE THIRD FORECAST YEAR THIS VALUATION DEPENDS ON SADAT CITY RUNNING. That dependency was carried silently before this edition. It is now stated, and it is stated rather than tested, because the disclosure that would test it does not exist.</w:t>
       </w:r>
     </w:p>
     <w:tbl>
